--- a/Job Hunt 2026/2026-07-18 - Tatum Management Group - Marketing Director/Job Description & Company Research - Tatum Management Group.docx
+++ b/Job Hunt 2026/2026-07-18 - Tatum Management Group - Marketing Director/Job Description & Company Research - Tatum Management Group.docx
@@ -44,7 +44,7 @@
         </w:rPr>
         <w:t xml:space="preserve">APPLY:  </w:t>
       </w:r>
-      <w:hyperlink w:history="1" r:id="rId05zgl5f9anmskrlfkw3zm">
+      <w:hyperlink w:history="1" r:id="rIdlasdmhzvn4jonibipt47b">
         <w:r>
           <w:rPr>
             <w:rFonts w:ascii="Calibri" w:cs="Calibri" w:eastAsia="Calibri" w:hAnsi="Calibri"/>
@@ -1497,7 +1497,7 @@
         </w:rPr>
         <w:t xml:space="preserve"> </w:t>
       </w:r>
-      <w:hyperlink w:history="1" r:id="rIdzlmrxorzsg09-cewaqdvu">
+      <w:hyperlink w:history="1" r:id="rId0vjmx7epjhzvs2mcnvmxr">
         <w:r>
           <w:rPr>
             <w:rFonts w:ascii="Calibri" w:cs="Calibri" w:eastAsia="Calibri" w:hAnsi="Calibri"/>
@@ -1548,7 +1548,7 @@
         </w:rPr>
         <w:t xml:space="preserve"> </w:t>
       </w:r>
-      <w:hyperlink w:history="1" r:id="rIdlkbdmwppd1agelygfw00w">
+      <w:hyperlink w:history="1" r:id="rIdldf3q-8dbg_fh5wkj5xfl">
         <w:r>
           <w:rPr>
             <w:rFonts w:ascii="Calibri" w:cs="Calibri" w:eastAsia="Calibri" w:hAnsi="Calibri"/>
@@ -1579,17 +1579,29 @@
     </w:p>
     <w:p>
       <w:pPr>
-        <w:spacing w:after="100" w:line="264"/>
-      </w:pPr>
-      <w:r>
-        <w:rPr>
-          <w:rFonts w:ascii="Calibri" w:cs="Calibri" w:eastAsia="Calibri" w:hAnsi="Calibri"/>
-          <w:color w:val="1A1A1A"/>
-          <w:sz w:val="21"/>
-          <w:szCs w:val="21"/>
-        </w:rPr>
-        <w:t xml:space="preserve">Searches (including site:reddit.com) returned no Reddit threads about working at The Officer Tatum or Tatum Management Group. Results were only about Brandon Tatum as a public figure.</w:t>
-      </w:r>
+        <w:spacing w:after="100"/>
+      </w:pPr>
+      <w:r>
+        <w:rPr>
+          <w:rFonts w:ascii="Calibri" w:cs="Calibri" w:eastAsia="Calibri" w:hAnsi="Calibri"/>
+          <w:color w:val="1A1A1A"/>
+          <w:sz w:val="21"/>
+          <w:szCs w:val="21"/>
+        </w:rPr>
+        <w:t xml:space="preserve">Reddit could not be searched for this sheet: Reddit blocks the automated search Claude uses. Open the link to read what people say there. </w:t>
+      </w:r>
+      <w:hyperlink w:history="1" r:id="rIdlm5saotvfnzhnsajtvpiu">
+        <w:r>
+          <w:rPr>
+            <w:rFonts w:ascii="Calibri" w:cs="Calibri" w:eastAsia="Calibri" w:hAnsi="Calibri"/>
+            <w:color w:val="1A4D8F"/>
+            <w:sz w:val="21"/>
+            <w:szCs w:val="21"/>
+            <w:u w:val="single"/>
+          </w:rPr>
+          <w:t xml:space="preserve">Search Reddit for Tatum Management Group</w:t>
+        </w:r>
+      </w:hyperlink>
     </w:p>
     <w:p>
       <w:pPr>
@@ -1653,7 +1665,7 @@
         </w:rPr>
         <w:t xml:space="preserve"> </w:t>
       </w:r>
-      <w:hyperlink w:history="1" r:id="rIdae-zz2dv85v-p9mckd1jl">
+      <w:hyperlink w:history="1" r:id="rIdrflwwd3hxk1e2ygyuk9mc">
         <w:r>
           <w:rPr>
             <w:rFonts w:ascii="Calibri" w:cs="Calibri" w:eastAsia="Calibri" w:hAnsi="Calibri"/>
@@ -1673,7 +1685,7 @@
         </w:rPr>
         <w:t xml:space="preserve"> </w:t>
       </w:r>
-      <w:hyperlink w:history="1" r:id="rIdnb19zj_ddrdgqnlo2nfqd">
+      <w:hyperlink w:history="1" r:id="rIdk9svfhzcudwsp8e96f6m9">
         <w:r>
           <w:rPr>
             <w:rFonts w:ascii="Calibri" w:cs="Calibri" w:eastAsia="Calibri" w:hAnsi="Calibri"/>
@@ -1712,7 +1724,7 @@
         </w:rPr>
         <w:t xml:space="preserve"> </w:t>
       </w:r>
-      <w:hyperlink w:history="1" r:id="rId53tugcxz-bpxqn2fceixt">
+      <w:hyperlink w:history="1" r:id="rIdsk8xnhcnmaxa2-g6qk_7q">
         <w:r>
           <w:rPr>
             <w:rFonts w:ascii="Calibri" w:cs="Calibri" w:eastAsia="Calibri" w:hAnsi="Calibri"/>
@@ -1732,7 +1744,7 @@
         </w:rPr>
         <w:t xml:space="preserve"> </w:t>
       </w:r>
-      <w:hyperlink w:history="1" r:id="rIdd3lqcax9hugful4-cdxke">
+      <w:hyperlink w:history="1" r:id="rIdjht5tv0ynaxg9ngmvsavz">
         <w:r>
           <w:rPr>
             <w:rFonts w:ascii="Calibri" w:cs="Calibri" w:eastAsia="Calibri" w:hAnsi="Calibri"/>
@@ -1771,7 +1783,7 @@
         </w:rPr>
         <w:t xml:space="preserve"> </w:t>
       </w:r>
-      <w:hyperlink w:history="1" r:id="rIdixsghk-gr9vvowhwi7wij">
+      <w:hyperlink w:history="1" r:id="rId20on01h5mluaej_vgt07b">
         <w:r>
           <w:rPr>
             <w:rFonts w:ascii="Calibri" w:cs="Calibri" w:eastAsia="Calibri" w:hAnsi="Calibri"/>
@@ -1791,7 +1803,7 @@
         </w:rPr>
         <w:t xml:space="preserve"> </w:t>
       </w:r>
-      <w:hyperlink w:history="1" r:id="rIdq2psipsmbfxzctt2xrmb0">
+      <w:hyperlink w:history="1" r:id="rIdxbt50hjdcdu7qx0b-txvn">
         <w:r>
           <w:rPr>
             <w:rFonts w:ascii="Calibri" w:cs="Calibri" w:eastAsia="Calibri" w:hAnsi="Calibri"/>
@@ -1830,7 +1842,7 @@
         </w:rPr>
         <w:t xml:space="preserve"> </w:t>
       </w:r>
-      <w:hyperlink w:history="1" r:id="rIdaitg775km0kc5i9c1j2cv">
+      <w:hyperlink w:history="1" r:id="rIdvtnvcrsvj4cggbfjiop12">
         <w:r>
           <w:rPr>
             <w:rFonts w:ascii="Calibri" w:cs="Calibri" w:eastAsia="Calibri" w:hAnsi="Calibri"/>
@@ -1850,7 +1862,7 @@
         </w:rPr>
         <w:t xml:space="preserve"> </w:t>
       </w:r>
-      <w:hyperlink w:history="1" r:id="rIdspiz0h7vhjprpwqhscuyl">
+      <w:hyperlink w:history="1" r:id="rId7xxmh4_jpwbg-mil4xjze">
         <w:r>
           <w:rPr>
             <w:rFonts w:ascii="Calibri" w:cs="Calibri" w:eastAsia="Calibri" w:hAnsi="Calibri"/>
@@ -1889,7 +1901,7 @@
         </w:rPr>
         <w:t xml:space="preserve"> </w:t>
       </w:r>
-      <w:hyperlink w:history="1" r:id="rIdnyulvbtivs6afjsj5oraa">
+      <w:hyperlink w:history="1" r:id="rIdejdzf4n-j1bgcigve1yiq">
         <w:r>
           <w:rPr>
             <w:rFonts w:ascii="Calibri" w:cs="Calibri" w:eastAsia="Calibri" w:hAnsi="Calibri"/>
@@ -1909,7 +1921,7 @@
         </w:rPr>
         <w:t xml:space="preserve"> </w:t>
       </w:r>
-      <w:hyperlink w:history="1" r:id="rIdxd1y5qdirdif1hiwrinwq">
+      <w:hyperlink w:history="1" r:id="rIdbp8jtjz4rnamsonnmp_38">
         <w:r>
           <w:rPr>
             <w:rFonts w:ascii="Calibri" w:cs="Calibri" w:eastAsia="Calibri" w:hAnsi="Calibri"/>
@@ -1964,7 +1976,7 @@
         </w:rPr>
         <w:t xml:space="preserve"> </w:t>
       </w:r>
-      <w:hyperlink w:history="1" r:id="rIdrgzahazq9bnpqv8sabdd-">
+      <w:hyperlink w:history="1" r:id="rIdluf3bxgxu4p0zmqywr1et">
         <w:r>
           <w:rPr>
             <w:rFonts w:ascii="Calibri" w:cs="Calibri" w:eastAsia="Calibri" w:hAnsi="Calibri"/>
@@ -1984,7 +1996,7 @@
         </w:rPr>
         <w:t xml:space="preserve"> </w:t>
       </w:r>
-      <w:hyperlink w:history="1" r:id="rIdxlmzyqqftznymwxyxr0y9">
+      <w:hyperlink w:history="1" r:id="rIdxyc8lh6qyp7pjzmcnlkzp">
         <w:r>
           <w:rPr>
             <w:rFonts w:ascii="Calibri" w:cs="Calibri" w:eastAsia="Calibri" w:hAnsi="Calibri"/>
@@ -2023,7 +2035,7 @@
         </w:rPr>
         <w:t xml:space="preserve"> </w:t>
       </w:r>
-      <w:hyperlink w:history="1" r:id="rId5s-cfwnldly5ajsvxgowv">
+      <w:hyperlink w:history="1" r:id="rIdl6mzbadgittmb01cdfq12">
         <w:r>
           <w:rPr>
             <w:rFonts w:ascii="Calibri" w:cs="Calibri" w:eastAsia="Calibri" w:hAnsi="Calibri"/>
@@ -2043,7 +2055,7 @@
         </w:rPr>
         <w:t xml:space="preserve"> </w:t>
       </w:r>
-      <w:hyperlink w:history="1" r:id="rIdmfgqfyezuqnqt54tkkcko">
+      <w:hyperlink w:history="1" r:id="rIdc8nnhyrmqwr-xuakppr8t">
         <w:r>
           <w:rPr>
             <w:rFonts w:ascii="Calibri" w:cs="Calibri" w:eastAsia="Calibri" w:hAnsi="Calibri"/>
@@ -2082,7 +2094,7 @@
         </w:rPr>
         <w:t xml:space="preserve"> </w:t>
       </w:r>
-      <w:hyperlink w:history="1" r:id="rId8qlxb-mf0z5scnkdkdhkk">
+      <w:hyperlink w:history="1" r:id="rIdfalnbvdgeff8obo-cuh7d">
         <w:r>
           <w:rPr>
             <w:rFonts w:ascii="Calibri" w:cs="Calibri" w:eastAsia="Calibri" w:hAnsi="Calibri"/>
@@ -2102,7 +2114,7 @@
         </w:rPr>
         <w:t xml:space="preserve"> </w:t>
       </w:r>
-      <w:hyperlink w:history="1" r:id="rIdjelfbtmk4jsolhjb9ixgr">
+      <w:hyperlink w:history="1" r:id="rIder9jxww9yp6lxss4_et8v">
         <w:r>
           <w:rPr>
             <w:rFonts w:ascii="Calibri" w:cs="Calibri" w:eastAsia="Calibri" w:hAnsi="Calibri"/>
@@ -2122,7 +2134,7 @@
         </w:rPr>
         <w:t xml:space="preserve"> </w:t>
       </w:r>
-      <w:hyperlink w:history="1" r:id="rId2uf2hsxbgpyjobxhhyxnd">
+      <w:hyperlink w:history="1" r:id="rId6_yn3lf1__kdjmiotn4s0">
         <w:r>
           <w:rPr>
             <w:rFonts w:ascii="Calibri" w:cs="Calibri" w:eastAsia="Calibri" w:hAnsi="Calibri"/>
@@ -2161,7 +2173,7 @@
         </w:rPr>
         <w:t xml:space="preserve"> </w:t>
       </w:r>
-      <w:hyperlink w:history="1" r:id="rIddbftp49ejw5gkizdb2zwj">
+      <w:hyperlink w:history="1" r:id="rId-1w34nnhmaasemyagcfqj">
         <w:r>
           <w:rPr>
             <w:rFonts w:ascii="Calibri" w:cs="Calibri" w:eastAsia="Calibri" w:hAnsi="Calibri"/>
@@ -2181,7 +2193,7 @@
         </w:rPr>
         <w:t xml:space="preserve"> </w:t>
       </w:r>
-      <w:hyperlink w:history="1" r:id="rIdozryq-dhcy2ufolnarsqa">
+      <w:hyperlink w:history="1" r:id="rIdpb0ootf3wganc4ddncnp2">
         <w:r>
           <w:rPr>
             <w:rFonts w:ascii="Calibri" w:cs="Calibri" w:eastAsia="Calibri" w:hAnsi="Calibri"/>
@@ -2220,7 +2232,7 @@
         </w:rPr>
         <w:t xml:space="preserve"> </w:t>
       </w:r>
-      <w:hyperlink w:history="1" r:id="rIdnbexa4f7rqbp5it9rinh0">
+      <w:hyperlink w:history="1" r:id="rIdwke0qabrhru3s7umqem5i">
         <w:r>
           <w:rPr>
             <w:rFonts w:ascii="Calibri" w:cs="Calibri" w:eastAsia="Calibri" w:hAnsi="Calibri"/>
@@ -2259,7 +2271,7 @@
         </w:rPr>
         <w:t xml:space="preserve"> </w:t>
       </w:r>
-      <w:hyperlink w:history="1" r:id="rIdii9fig09i84mdch2exgsd">
+      <w:hyperlink w:history="1" r:id="rIdtkdlmsnefgg3coeqazbq6">
         <w:r>
           <w:rPr>
             <w:rFonts w:ascii="Calibri" w:cs="Calibri" w:eastAsia="Calibri" w:hAnsi="Calibri"/>
@@ -2279,7 +2291,7 @@
         </w:rPr>
         <w:t xml:space="preserve"> </w:t>
       </w:r>
-      <w:hyperlink w:history="1" r:id="rIdgaghfhgstvaaso_wje_hn">
+      <w:hyperlink w:history="1" r:id="rIdmsu0xkxep6hr9_7xyljhj">
         <w:r>
           <w:rPr>
             <w:rFonts w:ascii="Calibri" w:cs="Calibri" w:eastAsia="Calibri" w:hAnsi="Calibri"/>
@@ -2299,7 +2311,7 @@
         </w:rPr>
         <w:t xml:space="preserve"> </w:t>
       </w:r>
-      <w:hyperlink w:history="1" r:id="rIdkn-9bdecagfj9xcvixp8_">
+      <w:hyperlink w:history="1" r:id="rId_av5arbeno1muhbpuqtgn">
         <w:r>
           <w:rPr>
             <w:rFonts w:ascii="Calibri" w:cs="Calibri" w:eastAsia="Calibri" w:hAnsi="Calibri"/>
@@ -2338,7 +2350,7 @@
         </w:rPr>
         <w:t xml:space="preserve"> </w:t>
       </w:r>
-      <w:hyperlink w:history="1" r:id="rIdmrsoaie_6wnmgvazdrmzi">
+      <w:hyperlink w:history="1" r:id="rIde5qdow0v8yzarzp9epegg">
         <w:r>
           <w:rPr>
             <w:rFonts w:ascii="Calibri" w:cs="Calibri" w:eastAsia="Calibri" w:hAnsi="Calibri"/>
@@ -2358,7 +2370,7 @@
         </w:rPr>
         <w:t xml:space="preserve"> </w:t>
       </w:r>
-      <w:hyperlink w:history="1" r:id="rIdyjj1lprkep25xzwj61rit">
+      <w:hyperlink w:history="1" r:id="rIde08sqgnrrhozeu2pgvjzv">
         <w:r>
           <w:rPr>
             <w:rFonts w:ascii="Calibri" w:cs="Calibri" w:eastAsia="Calibri" w:hAnsi="Calibri"/>
@@ -2539,7 +2551,7 @@
         </w:numPr>
         <w:spacing w:after="50" w:line="259"/>
       </w:pPr>
-      <w:hyperlink w:history="1" r:id="rIdfnns5wwwumgsed0ikpttc">
+      <w:hyperlink w:history="1" r:id="rIdg4ehsbcft5prquv-vvsgo">
         <w:r>
           <w:rPr>
             <w:rFonts w:ascii="Calibri" w:cs="Calibri" w:eastAsia="Calibri" w:hAnsi="Calibri"/>
@@ -2570,7 +2582,7 @@
         </w:numPr>
         <w:spacing w:after="50" w:line="259"/>
       </w:pPr>
-      <w:hyperlink w:history="1" r:id="rIdwfyqefkfxgulraiyimmav">
+      <w:hyperlink w:history="1" r:id="rId3soxgsxyqws4gyaureruj">
         <w:r>
           <w:rPr>
             <w:rFonts w:ascii="Calibri" w:cs="Calibri" w:eastAsia="Calibri" w:hAnsi="Calibri"/>
@@ -2601,7 +2613,7 @@
         </w:numPr>
         <w:spacing w:after="50" w:line="259"/>
       </w:pPr>
-      <w:hyperlink w:history="1" r:id="rIdot5cbvmvu5nqyj0r5hxm7">
+      <w:hyperlink w:history="1" r:id="rIdyoecs42gxiomafbg71377">
         <w:r>
           <w:rPr>
             <w:rFonts w:ascii="Calibri" w:cs="Calibri" w:eastAsia="Calibri" w:hAnsi="Calibri"/>
@@ -2632,7 +2644,7 @@
         </w:numPr>
         <w:spacing w:after="50" w:line="259"/>
       </w:pPr>
-      <w:hyperlink w:history="1" r:id="rIdfq5tt1ishpsh2xb-kqesa">
+      <w:hyperlink w:history="1" r:id="rIdmz9sum2i012wmeppkwbj2">
         <w:r>
           <w:rPr>
             <w:rFonts w:ascii="Calibri" w:cs="Calibri" w:eastAsia="Calibri" w:hAnsi="Calibri"/>
@@ -2663,7 +2675,7 @@
         </w:numPr>
         <w:spacing w:after="50" w:line="259"/>
       </w:pPr>
-      <w:hyperlink w:history="1" r:id="rIdqtnpvubwzmrauldaqroz7">
+      <w:hyperlink w:history="1" r:id="rId_qt3_tar4bholreva6oft">
         <w:r>
           <w:rPr>
             <w:rFonts w:ascii="Calibri" w:cs="Calibri" w:eastAsia="Calibri" w:hAnsi="Calibri"/>
@@ -2694,7 +2706,7 @@
         </w:numPr>
         <w:spacing w:after="50" w:line="259"/>
       </w:pPr>
-      <w:hyperlink w:history="1" r:id="rIdoqw30nxhtz_rcs6qg023s">
+      <w:hyperlink w:history="1" r:id="rIdzvuwempenoraukxixb7wy">
         <w:r>
           <w:rPr>
             <w:rFonts w:ascii="Calibri" w:cs="Calibri" w:eastAsia="Calibri" w:hAnsi="Calibri"/>
@@ -2725,7 +2737,7 @@
         </w:numPr>
         <w:spacing w:after="50" w:line="259"/>
       </w:pPr>
-      <w:hyperlink w:history="1" r:id="rIde-czuz5yqfgjmejtm8php">
+      <w:hyperlink w:history="1" r:id="rIdmvnccj5-hf-lrsorjmkn1">
         <w:r>
           <w:rPr>
             <w:rFonts w:ascii="Calibri" w:cs="Calibri" w:eastAsia="Calibri" w:hAnsi="Calibri"/>
@@ -2756,7 +2768,7 @@
         </w:numPr>
         <w:spacing w:after="50" w:line="259"/>
       </w:pPr>
-      <w:hyperlink w:history="1" r:id="rIdjwgy9uuf2mqs-m7aq2awk">
+      <w:hyperlink w:history="1" r:id="rId6rx1fkkstnuj0pmaumbmq">
         <w:r>
           <w:rPr>
             <w:rFonts w:ascii="Calibri" w:cs="Calibri" w:eastAsia="Calibri" w:hAnsi="Calibri"/>
@@ -2787,7 +2799,7 @@
         </w:numPr>
         <w:spacing w:after="50" w:line="259"/>
       </w:pPr>
-      <w:hyperlink w:history="1" r:id="rId01bvtpv-qeli1s9zaywqd">
+      <w:hyperlink w:history="1" r:id="rIdcawa0xu3e_vicgcyakbyh">
         <w:r>
           <w:rPr>
             <w:rFonts w:ascii="Calibri" w:cs="Calibri" w:eastAsia="Calibri" w:hAnsi="Calibri"/>
@@ -2818,7 +2830,7 @@
         </w:numPr>
         <w:spacing w:after="50" w:line="259"/>
       </w:pPr>
-      <w:hyperlink w:history="1" r:id="rIdptojt7l0yguenbbwrdlpx">
+      <w:hyperlink w:history="1" r:id="rIdyomyvi-vir_6ew1fkvgfi">
         <w:r>
           <w:rPr>
             <w:rFonts w:ascii="Calibri" w:cs="Calibri" w:eastAsia="Calibri" w:hAnsi="Calibri"/>
@@ -2849,7 +2861,7 @@
         </w:numPr>
         <w:spacing w:after="50" w:line="259"/>
       </w:pPr>
-      <w:hyperlink w:history="1" r:id="rIdr_2hjac7pidq4uqgwdnwi">
+      <w:hyperlink w:history="1" r:id="rIdsl2706fxbadjkew4mh_py">
         <w:r>
           <w:rPr>
             <w:rFonts w:ascii="Calibri" w:cs="Calibri" w:eastAsia="Calibri" w:hAnsi="Calibri"/>
@@ -2880,7 +2892,7 @@
         </w:numPr>
         <w:spacing w:after="50" w:line="259"/>
       </w:pPr>
-      <w:hyperlink w:history="1" r:id="rIdtug6sfn4-jtt810azzdmh">
+      <w:hyperlink w:history="1" r:id="rIdoh5ckuugr4monm1sjst7h">
         <w:r>
           <w:rPr>
             <w:rFonts w:ascii="Calibri" w:cs="Calibri" w:eastAsia="Calibri" w:hAnsi="Calibri"/>
@@ -2911,7 +2923,7 @@
         </w:numPr>
         <w:spacing w:after="50" w:line="259"/>
       </w:pPr>
-      <w:hyperlink w:history="1" r:id="rIdv4txx0j5fzmkk2ixaczj9">
+      <w:hyperlink w:history="1" r:id="rIdgu7w_elfybfp2bf6mc_ii">
         <w:r>
           <w:rPr>
             <w:rFonts w:ascii="Calibri" w:cs="Calibri" w:eastAsia="Calibri" w:hAnsi="Calibri"/>
@@ -2942,7 +2954,7 @@
         </w:numPr>
         <w:spacing w:after="50" w:line="259"/>
       </w:pPr>
-      <w:hyperlink w:history="1" r:id="rIdlfev1sqsnygnkq_maqyme">
+      <w:hyperlink w:history="1" r:id="rIdjbm0jlioih2lw3rwyyyzt">
         <w:r>
           <w:rPr>
             <w:rFonts w:ascii="Calibri" w:cs="Calibri" w:eastAsia="Calibri" w:hAnsi="Calibri"/>
@@ -2973,7 +2985,7 @@
         </w:numPr>
         <w:spacing w:after="50" w:line="259"/>
       </w:pPr>
-      <w:hyperlink w:history="1" r:id="rIdm7cfvja7omgytctauuu64">
+      <w:hyperlink w:history="1" r:id="rIdc1sgrprcjpivqwqzqca7h">
         <w:r>
           <w:rPr>
             <w:rFonts w:ascii="Calibri" w:cs="Calibri" w:eastAsia="Calibri" w:hAnsi="Calibri"/>
@@ -3004,7 +3016,7 @@
         </w:numPr>
         <w:spacing w:after="50" w:line="259"/>
       </w:pPr>
-      <w:hyperlink w:history="1" r:id="rId98kmz2yqqao9kbnqgs8di">
+      <w:hyperlink w:history="1" r:id="rIdtfuy47vqgv5ccc3-jrkos">
         <w:r>
           <w:rPr>
             <w:rFonts w:ascii="Calibri" w:cs="Calibri" w:eastAsia="Calibri" w:hAnsi="Calibri"/>
@@ -3035,7 +3047,7 @@
         </w:numPr>
         <w:spacing w:after="50" w:line="259"/>
       </w:pPr>
-      <w:hyperlink w:history="1" r:id="rIdwelhibbjn-7az-duckcrq">
+      <w:hyperlink w:history="1" r:id="rIdd72zouqknsc_hjryfcx51">
         <w:r>
           <w:rPr>
             <w:rFonts w:ascii="Calibri" w:cs="Calibri" w:eastAsia="Calibri" w:hAnsi="Calibri"/>
@@ -3066,7 +3078,7 @@
         </w:numPr>
         <w:spacing w:after="50" w:line="259"/>
       </w:pPr>
-      <w:hyperlink w:history="1" r:id="rIdlncnnqkjn_ag7bujn4omg">
+      <w:hyperlink w:history="1" r:id="rIdbajnlw5vfijugvbuaewne">
         <w:r>
           <w:rPr>
             <w:rFonts w:ascii="Calibri" w:cs="Calibri" w:eastAsia="Calibri" w:hAnsi="Calibri"/>
